--- a/data/docs/sample1.docx
+++ b/data/docs/sample1.docx
@@ -66,6 +66,19 @@
       </w:r>
       <w:r>
         <w:t>太郎</w:t>
+      </w:r>
+    </w:p>
+    <w:p>
+      <w:pPr>
+        <w:rPr>
+          <w:rFonts w:hint="eastAsia"/>
+        </w:rPr>
+      </w:pPr>
+      <w:r>
+        <w:rPr>
+          <w:rFonts w:hint="eastAsia"/>
+        </w:rPr>
+        <w:t>天体観測</w:t>
       </w:r>
     </w:p>
     <w:sectPr>
